--- a/01_mega_project_1_underwriting_approval/sample_reports/SAMPLE_notebook_03_report.docx
+++ b/01_mega_project_1_underwriting_approval/sample_reports/SAMPLE_notebook_03_report.docx
@@ -41,7 +41,7 @@
         <w:pStyle w:val="ListBullet"/>
       </w:pPr>
       <w:r>
-        <w:t>Real PDO scorecard built on Problem 1's real XGBoost PD model — 4,000 real customers scored, score range 436-637.</w:t>
+        <w:t>Real PDO scorecard built on Problem 1's real XGBoost PD model — 4,000 real customers scored, score range 436-631.</w:t>
       </w:r>
     </w:p>
     <w:p>
@@ -49,7 +49,7 @@
         <w:pStyle w:val="ListBullet"/>
       </w:pPr>
       <w:r>
-        <w:t>Real score discrimination: AUC 0.9521 (95% bootstrap CI [0.9385, 0.9631]).</w:t>
+        <w:t>Real score discrimination: AUC 0.9591 (95% bootstrap CI [0.9468, 0.9696]).</w:t>
       </w:r>
     </w:p>
     <w:p>
@@ -57,7 +57,7 @@
         <w:pStyle w:val="ListBullet"/>
       </w:pPr>
       <w:r>
-        <w:t>Deployment readiness verdict: NOT RECOMMENDED FOR PRODUCTION YET — failed: mean_calibration_gap_acceptable (this is a separate, stricter statistical-robustness gate, distinct from the structural pipeline integrity checks reported elsewhere in this notebook's output; failing here does not indicate a code defect, and passing all integrity checks does not imply this gate passed -- expected and informational on small or noisy real/synthetic samples, see this problem's MODEL_CARD.md)</w:t>
+        <w:t>Deployment readiness verdict: RECOMMENDED FOR PRODUCTION</w:t>
       </w:r>
     </w:p>
     <w:p>
@@ -99,7 +99,7 @@
           <w:color w:val="2A78D6"/>
           <w:sz w:val="25"/>
         </w:rPr>
-        <w:t>Problem 1's XGBoost model does not yet meet the scorecard deployment bar</w:t>
+        <w:t>Problem 1's XGBoost model meets the scorecard deployment bar</w:t>
       </w:r>
     </w:p>
     <w:p>
@@ -114,7 +114,7 @@
         <w:t xml:space="preserve">Specific: </w:t>
       </w:r>
       <w:r>
-        <w:t>Score AUC 0.9521 (95% bootstrap CI [0.9385, 0.9631]); deployment checks 3/4 PASS.</w:t>
+        <w:t>Score AUC 0.9591 (95% bootstrap CI [0.9468, 0.9696]); deployment checks 4/4 PASS.</w:t>
       </w:r>
     </w:p>
     <w:p>
@@ -129,7 +129,7 @@
         <w:t xml:space="preserve">Measurable: </w:t>
       </w:r>
       <w:r>
-        <w:t>Calibration gap 0.1050 vs. &lt;0.1 threshold; split-half PSI 0.0003 vs. &lt;0.1 threshold.</w:t>
+        <w:t>Calibration gap 0.0984 vs. &lt;0.1 threshold; split-half PSI 0.0008 vs. &lt;0.1 threshold.</w:t>
       </w:r>
     </w:p>
     <w:p>
@@ -144,7 +144,7 @@
         <w:t xml:space="preserve">Achievable: </w:t>
       </w:r>
       <w:r>
-        <w:t>Investigate the failing check(s) above before promoting to production; re-run this notebook after any fix to confirm.</w:t>
+        <w:t>No further tuning required this cycle.</w:t>
       </w:r>
     </w:p>
     <w:p>
@@ -286,7 +286,7 @@
         <w:t xml:space="preserve">Specific: </w:t>
       </w:r>
       <w:r>
-        <w:t>Real default rate 76.12% in the 'Very Poor' band vs. 1.38% in 'Excellent'.</w:t>
+        <w:t>Real default rate 76.12% in the 'Very Poor' band vs. 1.12% in 'Excellent'.</w:t>
       </w:r>
     </w:p>
     <w:p>
@@ -301,7 +301,7 @@
         <w:t xml:space="preserve">Measurable: </w:t>
       </w:r>
       <w:r>
-        <w:t>$346,318,656 of real portfolio volume sits in this highest-risk band.</w:t>
+        <w:t>$346,734,752 of real portfolio volume sits in this highest-risk band.</w:t>
       </w:r>
     </w:p>
     <w:p>
@@ -363,7 +363,7 @@
     </w:p>
     <w:p>
       <w:r>
-        <w:t>6 of 38 real scoring features have at least one missing value (imputed via Notebook 01's fitted imputer, never dropped).</w:t>
+        <w:t>6 of 56 real scoring features have at least one missing value (imputed via Notebook 01's fitted imputer, never dropped).</w:t>
       </w:r>
     </w:p>
     <w:p>
@@ -420,7 +420,7 @@
           <w:i/>
           <w:color w:val="595959"/>
         </w:rPr>
-        <w:t>6 of 38 real scoring features have at least one missing value; the worst, EXT_SOURCE_3, is missing in 79.1% of the scoring population.</w:t>
+        <w:t>6 of 56 real scoring features have at least one missing value; the worst, EXT_SOURCE_3, is missing in 79.1% of the scoring population.</w:t>
       </w:r>
     </w:p>
     <w:p>
@@ -647,7 +647,7 @@
           </w:tcPr>
           <w:p>
             <w:r>
-              <w:t>0.0138</w:t>
+              <w:t>0.0112</w:t>
             </w:r>
           </w:p>
         </w:tc>
@@ -657,7 +657,7 @@
           </w:tcPr>
           <w:p>
             <w:r>
-              <w:t>584</w:t>
+              <w:t>588</w:t>
             </w:r>
           </w:p>
         </w:tc>
@@ -689,7 +689,7 @@
           </w:tcPr>
           <w:p>
             <w:r>
-              <w:t>0.0262</w:t>
+              <w:t>0.0200</w:t>
             </w:r>
           </w:p>
         </w:tc>
@@ -699,7 +699,7 @@
           </w:tcPr>
           <w:p>
             <w:r>
-              <w:t>552</w:t>
+              <w:t>554</w:t>
             </w:r>
           </w:p>
         </w:tc>
@@ -731,7 +731,7 @@
           </w:tcPr>
           <w:p>
             <w:r>
-              <w:t>0.0175</w:t>
+              <w:t>0.0150</w:t>
             </w:r>
           </w:p>
         </w:tc>
@@ -741,7 +741,7 @@
           </w:tcPr>
           <w:p>
             <w:r>
-              <w:t>564</w:t>
+              <w:t>567</w:t>
             </w:r>
           </w:p>
         </w:tc>
@@ -773,7 +773,7 @@
           </w:tcPr>
           <w:p>
             <w:r>
-              <w:t>0.0338</w:t>
+              <w:t>0.0450</w:t>
             </w:r>
           </w:p>
         </w:tc>
@@ -783,7 +783,7 @@
           </w:tcPr>
           <w:p>
             <w:r>
-              <w:t>538</w:t>
+              <w:t>539</w:t>
             </w:r>
           </w:p>
         </w:tc>
@@ -825,7 +825,7 @@
           </w:tcPr>
           <w:p>
             <w:r>
-              <w:t>489</w:t>
+              <w:t>487</w:t>
             </w:r>
           </w:p>
         </w:tc>
@@ -880,7 +880,7 @@
           <w:i/>
           <w:color w:val="595959"/>
         </w:rPr>
-        <w:t>'Very Poor' carries the highest real default rate (76.12%, mean score 489); 'Excellent' the lowest (1.38%, mean score 584).</w:t>
+        <w:t>'Very Poor' carries the highest real default rate (76.12%, mean score 487); 'Excellent' the lowest (1.12%, mean score 588).</w:t>
       </w:r>
     </w:p>
     <w:p>
@@ -914,7 +914,7 @@
     </w:p>
     <w:p>
       <w:r>
-        <w:t>Computed on a real 300-row sample of the scoring population. Top 5 real drivers by mean |SHAP value|: [{'feature': 'EXT_SOURCE_2', 'mean_abs_shap': 0.2533999979496002}, {'feature': 'AGE_YEARS', 'mean_abs_shap': 0.17440000176429749}, {'feature': 'DAYS_LAST_PHONE_CHANGE', 'mean_abs_shap': 0.1412999927997589}, {'feature': 'BUREAU_AMT_CREDIT_SUM_TOTAL', 'mean_abs_shap': 0.13750000298023224}, {'feature': 'BUREAU_DEBT_TO_CREDIT_RATIO', 'mean_abs_shap': 0.11259999871253967}].</w:t>
+        <w:t>Computed on a real 300-row sample of the scoring population. Top 5 real drivers by mean |SHAP value|: [{'feature': 'EXT_SOURCE_2', 'mean_abs_shap': 0.25220000743865967}, {'feature': 'AGE_YEARS', 'mean_abs_shap': 0.17479999363422394}, {'feature': 'INSTAL_PCT_LATE', 'mean_abs_shap': 0.13300000131130219}, {'feature': 'DAYS_LAST_PHONE_CHANGE', 'mean_abs_shap': 0.11029999703168869}, {'feature': 'BUREAU_DEBT_TO_CREDIT_RATIO', 'mean_abs_shap': 0.10790000110864639}].</w:t>
       </w:r>
     </w:p>
     <w:p>
@@ -975,7 +975,7 @@
           <w:i/>
           <w:color w:val="595959"/>
         </w:rPr>
-        <w:t>The single strongest real driver of predicted default probability is EXT_SOURCE_2 (mean |SHAP| = 0.2534), followed by AGE_YEARS (mean |SHAP| = 0.1744).</w:t>
+        <w:t>The single strongest real driver of predicted default probability is EXT_SOURCE_2 (mean |SHAP| = 0.2522), followed by AGE_YEARS (mean |SHAP| = 0.1748).</w:t>
       </w:r>
     </w:p>
     <w:p>
@@ -1078,7 +1078,7 @@
           </w:tcPr>
           <w:p>
             <w:r>
-              <w:t>EXT_SOURCE_2 &lt;= 0.24</w:t>
+              <w:t>EXT_SOURCE_2 &gt; 0.74</w:t>
             </w:r>
           </w:p>
         </w:tc>
@@ -1088,7 +1088,39 @@
           </w:tcPr>
           <w:p>
             <w:r>
-              <w:t>0.0554</w:t>
+              <w:t>-0.0456</w:t>
+            </w:r>
+          </w:p>
+        </w:tc>
+      </w:tr>
+      <w:tr>
+        <w:tc>
+          <w:tcPr>
+            <w:tcW w:type="dxa" w:w="2880"/>
+          </w:tcPr>
+          <w:p>
+            <w:r>
+              <w:t>Most-confident correct default flag</w:t>
+            </w:r>
+          </w:p>
+        </w:tc>
+        <w:tc>
+          <w:tcPr>
+            <w:tcW w:type="dxa" w:w="2880"/>
+          </w:tcPr>
+          <w:p>
+            <w:r>
+              <w:t>INSTAL_PCT_LATE &gt; 0.37</w:t>
+            </w:r>
+          </w:p>
+        </w:tc>
+        <w:tc>
+          <w:tcPr>
+            <w:tcW w:type="dxa" w:w="2880"/>
+          </w:tcPr>
+          <w:p>
+            <w:r>
+              <w:t>-0.0417</w:t>
             </w:r>
           </w:p>
         </w:tc>
@@ -1120,7 +1152,7 @@
           </w:tcPr>
           <w:p>
             <w:r>
-              <w:t>0.0372</w:t>
+              <w:t>0.0401</w:t>
             </w:r>
           </w:p>
         </w:tc>
@@ -1142,7 +1174,7 @@
           </w:tcPr>
           <w:p>
             <w:r>
-              <w:t>EXT_SOURCE_3 &lt;= 0.49</w:t>
+              <w:t>DAYS_LAST_PHONE_CHANGE &lt;= -3042.25</w:t>
             </w:r>
           </w:p>
         </w:tc>
@@ -1152,7 +1184,7 @@
           </w:tcPr>
           <w:p>
             <w:r>
-              <w:t>0.0264</w:t>
+              <w:t>0.0365</w:t>
             </w:r>
           </w:p>
         </w:tc>
@@ -1174,7 +1206,7 @@
           </w:tcPr>
           <w:p>
             <w:r>
-              <w:t>REGION_POPULATION_RELATIVE &lt;= 0.02</w:t>
+              <w:t>INSTAL_CNT_PAYMENTS &gt; 32.00</w:t>
             </w:r>
           </w:p>
         </w:tc>
@@ -1184,7 +1216,7 @@
           </w:tcPr>
           <w:p>
             <w:r>
-              <w:t>0.0258</w:t>
+              <w:t>-0.0237</w:t>
             </w:r>
           </w:p>
         </w:tc>
@@ -1206,7 +1238,7 @@
           </w:tcPr>
           <w:p>
             <w:r>
-              <w:t>AMT_ANNUITY &lt;= 12373.48</w:t>
+              <w:t>INSTAL_MEAN_PAYMENT_RATIO &gt; 0.94</w:t>
             </w:r>
           </w:p>
         </w:tc>
@@ -1216,7 +1248,7 @@
           </w:tcPr>
           <w:p>
             <w:r>
-              <w:t>-0.0233</w:t>
+              <w:t>0.0228</w:t>
             </w:r>
           </w:p>
         </w:tc>
@@ -1238,7 +1270,7 @@
           </w:tcPr>
           <w:p>
             <w:r>
-              <w:t>BUREAU_AMT_OVERDUE_TOTAL &lt;= 0.00</w:t>
+              <w:t>POS_MEAN_SK_DPD_DEF &lt;= 0.00</w:t>
             </w:r>
           </w:p>
         </w:tc>
@@ -1248,7 +1280,7 @@
           </w:tcPr>
           <w:p>
             <w:r>
-              <w:t>0.0232</w:t>
+              <w:t>-0.0217</w:t>
             </w:r>
           </w:p>
         </w:tc>
@@ -1270,7 +1302,7 @@
           </w:tcPr>
           <w:p>
             <w:r>
-              <w:t>0.09 &lt; BUREAU_DEBT_TO_CREDIT_RATIO &lt;= 0.26</w:t>
+              <w:t>PREVAPP_MEAN_AMT_APPLICATION &gt; 150964.04</w:t>
             </w:r>
           </w:p>
         </w:tc>
@@ -1280,7 +1312,7 @@
           </w:tcPr>
           <w:p>
             <w:r>
-              <w:t>0.0203</w:t>
+              <w:t>-0.0170</w:t>
             </w:r>
           </w:p>
         </w:tc>
@@ -1292,7 +1324,7 @@
           </w:tcPr>
           <w:p>
             <w:r>
-              <w:t>Most-confident correct default flag</w:t>
+              <w:t>Most-confident correct non-default</w:t>
             </w:r>
           </w:p>
         </w:tc>
@@ -1302,7 +1334,7 @@
           </w:tcPr>
           <w:p>
             <w:r>
-              <w:t>CNT_CHILDREN &lt;= 0.00</w:t>
+              <w:t>EXT_SOURCE_2 &gt; 0.74</w:t>
             </w:r>
           </w:p>
         </w:tc>
@@ -1312,7 +1344,7 @@
           </w:tcPr>
           <w:p>
             <w:r>
-              <w:t>-0.0192</w:t>
+              <w:t>-0.0439</w:t>
             </w:r>
           </w:p>
         </w:tc>
@@ -1344,7 +1376,7 @@
           </w:tcPr>
           <w:p>
             <w:r>
-              <w:t>-0.0536</w:t>
+              <w:t>-0.0406</w:t>
             </w:r>
           </w:p>
         </w:tc>
@@ -1366,7 +1398,7 @@
           </w:tcPr>
           <w:p>
             <w:r>
-              <w:t>EXT_SOURCE_2 &gt; 0.74</w:t>
+              <w:t>POS_MEAN_SK_DPD_DEF &lt;= 0.00</w:t>
             </w:r>
           </w:p>
         </w:tc>
@@ -1376,7 +1408,71 @@
           </w:tcPr>
           <w:p>
             <w:r>
-              <w:t>-0.0527</w:t>
+              <w:t>-0.0306</w:t>
+            </w:r>
+          </w:p>
+        </w:tc>
+      </w:tr>
+      <w:tr>
+        <w:tc>
+          <w:tcPr>
+            <w:tcW w:type="dxa" w:w="2880"/>
+          </w:tcPr>
+          <w:p>
+            <w:r>
+              <w:t>Most-confident correct non-default</w:t>
+            </w:r>
+          </w:p>
+        </w:tc>
+        <w:tc>
+          <w:tcPr>
+            <w:tcW w:type="dxa" w:w="2880"/>
+          </w:tcPr>
+          <w:p>
+            <w:r>
+              <w:t>CREDIT_TO_INCOME_RATIO &gt; 4.72</w:t>
+            </w:r>
+          </w:p>
+        </w:tc>
+        <w:tc>
+          <w:tcPr>
+            <w:tcW w:type="dxa" w:w="2880"/>
+          </w:tcPr>
+          <w:p>
+            <w:r>
+              <w:t>-0.0255</w:t>
+            </w:r>
+          </w:p>
+        </w:tc>
+      </w:tr>
+      <w:tr>
+        <w:tc>
+          <w:tcPr>
+            <w:tcW w:type="dxa" w:w="2880"/>
+          </w:tcPr>
+          <w:p>
+            <w:r>
+              <w:t>Most-confident correct non-default</w:t>
+            </w:r>
+          </w:p>
+        </w:tc>
+        <w:tc>
+          <w:tcPr>
+            <w:tcW w:type="dxa" w:w="2880"/>
+          </w:tcPr>
+          <w:p>
+            <w:r>
+              <w:t>EXT_SOURCE_3 &lt;= 0.49</w:t>
+            </w:r>
+          </w:p>
+        </w:tc>
+        <w:tc>
+          <w:tcPr>
+            <w:tcW w:type="dxa" w:w="2880"/>
+          </w:tcPr>
+          <w:p>
+            <w:r>
+              <w:t>0.0211</w:t>
             </w:r>
           </w:p>
         </w:tc>
@@ -1408,7 +1504,7 @@
           </w:tcPr>
           <w:p>
             <w:r>
-              <w:t>-0.0251</w:t>
+              <w:t>-0.0194</w:t>
             </w:r>
           </w:p>
         </w:tc>
@@ -1430,7 +1526,7 @@
           </w:tcPr>
           <w:p>
             <w:r>
-              <w:t>AMT_INCOME_TOTAL &lt;= 94742.04</w:t>
+              <w:t>94353.71 &lt; PREVAPP_MEAN_AMT_APPLICATION &lt;= 150964.04</w:t>
             </w:r>
           </w:p>
         </w:tc>
@@ -1440,7 +1536,7 @@
           </w:tcPr>
           <w:p>
             <w:r>
-              <w:t>0.0225</w:t>
+              <w:t>-0.0164</w:t>
             </w:r>
           </w:p>
         </w:tc>
@@ -1462,7 +1558,7 @@
           </w:tcPr>
           <w:p>
             <w:r>
-              <w:t>NAME_HOUSING_TYPE=0</w:t>
+              <w:t>0.03 &lt; REGION_POPULATION_RELATIVE &lt;= 0.05</w:t>
             </w:r>
           </w:p>
         </w:tc>
@@ -1472,103 +1568,7 @@
           </w:tcPr>
           <w:p>
             <w:r>
-              <w:t>-0.0209</w:t>
-            </w:r>
-          </w:p>
-        </w:tc>
-      </w:tr>
-      <w:tr>
-        <w:tc>
-          <w:tcPr>
-            <w:tcW w:type="dxa" w:w="2880"/>
-          </w:tcPr>
-          <w:p>
-            <w:r>
-              <w:t>Most-confident correct non-default</w:t>
-            </w:r>
-          </w:p>
-        </w:tc>
-        <w:tc>
-          <w:tcPr>
-            <w:tcW w:type="dxa" w:w="2880"/>
-          </w:tcPr>
-          <w:p>
-            <w:r>
-              <w:t>EXT_SOURCE_3 &lt;= 0.49</w:t>
-            </w:r>
-          </w:p>
-        </w:tc>
-        <w:tc>
-          <w:tcPr>
-            <w:tcW w:type="dxa" w:w="2880"/>
-          </w:tcPr>
-          <w:p>
-            <w:r>
-              <w:t>0.0199</w:t>
-            </w:r>
-          </w:p>
-        </w:tc>
-      </w:tr>
-      <w:tr>
-        <w:tc>
-          <w:tcPr>
-            <w:tcW w:type="dxa" w:w="2880"/>
-          </w:tcPr>
-          <w:p>
-            <w:r>
-              <w:t>Most-confident correct non-default</w:t>
-            </w:r>
-          </w:p>
-        </w:tc>
-        <w:tc>
-          <w:tcPr>
-            <w:tcW w:type="dxa" w:w="2880"/>
-          </w:tcPr>
-          <w:p>
-            <w:r>
-              <w:t>CREDIT_TO_INCOME_RATIO &gt; 4.72</w:t>
-            </w:r>
-          </w:p>
-        </w:tc>
-        <w:tc>
-          <w:tcPr>
-            <w:tcW w:type="dxa" w:w="2880"/>
-          </w:tcPr>
-          <w:p>
-            <w:r>
-              <w:t>-0.0173</w:t>
-            </w:r>
-          </w:p>
-        </w:tc>
-      </w:tr>
-      <w:tr>
-        <w:tc>
-          <w:tcPr>
-            <w:tcW w:type="dxa" w:w="2880"/>
-          </w:tcPr>
-          <w:p>
-            <w:r>
-              <w:t>Most-confident correct non-default</w:t>
-            </w:r>
-          </w:p>
-        </w:tc>
-        <w:tc>
-          <w:tcPr>
-            <w:tcW w:type="dxa" w:w="2880"/>
-          </w:tcPr>
-          <w:p>
-            <w:r>
-              <w:t>BUREAU_AMT_OVERDUE_TOTAL &lt;= 0.00</w:t>
-            </w:r>
-          </w:p>
-        </w:tc>
-        <w:tc>
-          <w:tcPr>
-            <w:tcW w:type="dxa" w:w="2880"/>
-          </w:tcPr>
-          <w:p>
-            <w:r>
-              <w:t>0.0159</w:t>
+              <w:t>-0.0153</w:t>
             </w:r>
           </w:p>
         </w:tc>
@@ -1590,7 +1590,7 @@
           </w:tcPr>
           <w:p>
             <w:r>
-              <w:t>0.24 &lt; EXT_SOURCE_2 &lt;= 0.49</w:t>
+              <w:t>AGE_YEARS &gt; 57.56</w:t>
             </w:r>
           </w:p>
         </w:tc>
@@ -1600,7 +1600,135 @@
           </w:tcPr>
           <w:p>
             <w:r>
-              <w:t>0.0307</w:t>
+              <w:t>0.0398</w:t>
+            </w:r>
+          </w:p>
+        </w:tc>
+      </w:tr>
+      <w:tr>
+        <w:tc>
+          <w:tcPr>
+            <w:tcW w:type="dxa" w:w="2880"/>
+          </w:tcPr>
+          <w:p>
+            <w:r>
+              <w:t>A real misclassified customer</w:t>
+            </w:r>
+          </w:p>
+        </w:tc>
+        <w:tc>
+          <w:tcPr>
+            <w:tcW w:type="dxa" w:w="2880"/>
+          </w:tcPr>
+          <w:p>
+            <w:r>
+              <w:t>POS_MEAN_SK_DPD_DEF &lt;= 0.00</w:t>
+            </w:r>
+          </w:p>
+        </w:tc>
+        <w:tc>
+          <w:tcPr>
+            <w:tcW w:type="dxa" w:w="2880"/>
+          </w:tcPr>
+          <w:p>
+            <w:r>
+              <w:t>-0.0343</w:t>
+            </w:r>
+          </w:p>
+        </w:tc>
+      </w:tr>
+      <w:tr>
+        <w:tc>
+          <w:tcPr>
+            <w:tcW w:type="dxa" w:w="2880"/>
+          </w:tcPr>
+          <w:p>
+            <w:r>
+              <w:t>A real misclassified customer</w:t>
+            </w:r>
+          </w:p>
+        </w:tc>
+        <w:tc>
+          <w:tcPr>
+            <w:tcW w:type="dxa" w:w="2880"/>
+          </w:tcPr>
+          <w:p>
+            <w:r>
+              <w:t>0.49 &lt; EXT_SOURCE_2 &lt;= 0.74</w:t>
+            </w:r>
+          </w:p>
+        </w:tc>
+        <w:tc>
+          <w:tcPr>
+            <w:tcW w:type="dxa" w:w="2880"/>
+          </w:tcPr>
+          <w:p>
+            <w:r>
+              <w:t>-0.0292</w:t>
+            </w:r>
+          </w:p>
+        </w:tc>
+      </w:tr>
+      <w:tr>
+        <w:tc>
+          <w:tcPr>
+            <w:tcW w:type="dxa" w:w="2880"/>
+          </w:tcPr>
+          <w:p>
+            <w:r>
+              <w:t>A real misclassified customer</w:t>
+            </w:r>
+          </w:p>
+        </w:tc>
+        <w:tc>
+          <w:tcPr>
+            <w:tcW w:type="dxa" w:w="2880"/>
+          </w:tcPr>
+          <w:p>
+            <w:r>
+              <w:t>INSTAL_CNT_PAYMENTS &gt; 32.00</w:t>
+            </w:r>
+          </w:p>
+        </w:tc>
+        <w:tc>
+          <w:tcPr>
+            <w:tcW w:type="dxa" w:w="2880"/>
+          </w:tcPr>
+          <w:p>
+            <w:r>
+              <w:t>-0.0233</w:t>
+            </w:r>
+          </w:p>
+        </w:tc>
+      </w:tr>
+      <w:tr>
+        <w:tc>
+          <w:tcPr>
+            <w:tcW w:type="dxa" w:w="2880"/>
+          </w:tcPr>
+          <w:p>
+            <w:r>
+              <w:t>A real misclassified customer</w:t>
+            </w:r>
+          </w:p>
+        </w:tc>
+        <w:tc>
+          <w:tcPr>
+            <w:tcW w:type="dxa" w:w="2880"/>
+          </w:tcPr>
+          <w:p>
+            <w:r>
+              <w:t>INSTAL_MEAN_PAYMENT_RATIO &gt; 0.94</w:t>
+            </w:r>
+          </w:p>
+        </w:tc>
+        <w:tc>
+          <w:tcPr>
+            <w:tcW w:type="dxa" w:w="2880"/>
+          </w:tcPr>
+          <w:p>
+            <w:r>
+              <w:t>0.0216</w:t>
             </w:r>
           </w:p>
         </w:tc>
@@ -1632,7 +1760,7 @@
           </w:tcPr>
           <w:p>
             <w:r>
-              <w:t>0.0249</w:t>
+              <w:t>0.0198</w:t>
             </w:r>
           </w:p>
         </w:tc>
@@ -1654,7 +1782,7 @@
           </w:tcPr>
           <w:p>
             <w:r>
-              <w:t>REGION_POPULATION_RELATIVE &lt;= 0.02</w:t>
+              <w:t>3472.36 &lt; BUREAU_AMT_CREDIT_SUM_DEBT_TOTAL &lt;= 16357.52</w:t>
             </w:r>
           </w:p>
         </w:tc>
@@ -1664,7 +1792,7 @@
           </w:tcPr>
           <w:p>
             <w:r>
-              <w:t>0.0213</w:t>
+              <w:t>0.0174</w:t>
             </w:r>
           </w:p>
         </w:tc>
@@ -1686,7 +1814,7 @@
           </w:tcPr>
           <w:p>
             <w:r>
-              <w:t>0.09 &lt; BUREAU_DEBT_TO_CREDIT_RATIO &lt;= 0.26</w:t>
+              <w:t>PREVAPP_MEAN_AMT_APPLICATION &lt;= 47323.38</w:t>
             </w:r>
           </w:p>
         </w:tc>
@@ -1696,135 +1824,7 @@
           </w:tcPr>
           <w:p>
             <w:r>
-              <w:t>0.0189</w:t>
-            </w:r>
-          </w:p>
-        </w:tc>
-      </w:tr>
-      <w:tr>
-        <w:tc>
-          <w:tcPr>
-            <w:tcW w:type="dxa" w:w="2880"/>
-          </w:tcPr>
-          <w:p>
-            <w:r>
-              <w:t>A real misclassified customer</w:t>
-            </w:r>
-          </w:p>
-        </w:tc>
-        <w:tc>
-          <w:tcPr>
-            <w:tcW w:type="dxa" w:w="2880"/>
-          </w:tcPr>
-          <w:p>
-            <w:r>
-              <w:t>CNT_CHILDREN &lt;= 0.00</w:t>
-            </w:r>
-          </w:p>
-        </w:tc>
-        <w:tc>
-          <w:tcPr>
-            <w:tcW w:type="dxa" w:w="2880"/>
-          </w:tcPr>
-          <w:p>
-            <w:r>
-              <w:t>-0.0185</w:t>
-            </w:r>
-          </w:p>
-        </w:tc>
-      </w:tr>
-      <w:tr>
-        <w:tc>
-          <w:tcPr>
-            <w:tcW w:type="dxa" w:w="2880"/>
-          </w:tcPr>
-          <w:p>
-            <w:r>
-              <w:t>A real misclassified customer</w:t>
-            </w:r>
-          </w:p>
-        </w:tc>
-        <w:tc>
-          <w:tcPr>
-            <w:tcW w:type="dxa" w:w="2880"/>
-          </w:tcPr>
-          <w:p>
-            <w:r>
-              <w:t>OCCUPATION_TYPE=4</w:t>
-            </w:r>
-          </w:p>
-        </w:tc>
-        <w:tc>
-          <w:tcPr>
-            <w:tcW w:type="dxa" w:w="2880"/>
-          </w:tcPr>
-          <w:p>
-            <w:r>
-              <w:t>-0.0180</w:t>
-            </w:r>
-          </w:p>
-        </w:tc>
-      </w:tr>
-      <w:tr>
-        <w:tc>
-          <w:tcPr>
-            <w:tcW w:type="dxa" w:w="2880"/>
-          </w:tcPr>
-          <w:p>
-            <w:r>
-              <w:t>A real misclassified customer</w:t>
-            </w:r>
-          </w:p>
-        </w:tc>
-        <w:tc>
-          <w:tcPr>
-            <w:tcW w:type="dxa" w:w="2880"/>
-          </w:tcPr>
-          <w:p>
-            <w:r>
-              <w:t>REGION_RATING_CLIENT &lt;= 1.00</w:t>
-            </w:r>
-          </w:p>
-        </w:tc>
-        <w:tc>
-          <w:tcPr>
-            <w:tcW w:type="dxa" w:w="2880"/>
-          </w:tcPr>
-          <w:p>
-            <w:r>
-              <w:t>-0.0144</w:t>
-            </w:r>
-          </w:p>
-        </w:tc>
-      </w:tr>
-      <w:tr>
-        <w:tc>
-          <w:tcPr>
-            <w:tcW w:type="dxa" w:w="2880"/>
-          </w:tcPr>
-          <w:p>
-            <w:r>
-              <w:t>A real misclassified customer</w:t>
-            </w:r>
-          </w:p>
-        </w:tc>
-        <w:tc>
-          <w:tcPr>
-            <w:tcW w:type="dxa" w:w="2880"/>
-          </w:tcPr>
-          <w:p>
-            <w:r>
-              <w:t>NAME_HOUSING_TYPE=3</w:t>
-            </w:r>
-          </w:p>
-        </w:tc>
-        <w:tc>
-          <w:tcPr>
-            <w:tcW w:type="dxa" w:w="2880"/>
-          </w:tcPr>
-          <w:p>
-            <w:r>
-              <w:t>0.0132</w:t>
+              <w:t>0.0167</w:t>
             </w:r>
           </w:p>
         </w:tc>
@@ -1913,17 +1913,17 @@
     </w:p>
     <w:p>
       <w:r>
-        <w:t>Bootstrap 95% CI on score AUC (1000 resamples): [0.9385, 0.9631].</w:t>
+        <w:t>Bootstrap 95% CI on score AUC (1000 resamples): [0.9468, 0.9696].</w:t>
       </w:r>
     </w:p>
     <w:p>
       <w:r>
-        <w:t>Mean calibration gap across 10 PD deciles: 0.1050 (threshold: &lt;0.1).</w:t>
+        <w:t>Mean calibration gap across 10 PD deciles: 0.0984 (threshold: &lt;0.1).</w:t>
       </w:r>
     </w:p>
     <w:p>
       <w:r>
-        <w:t>Split-half PSI on the SCORE distribution: 0.0003 (threshold: &lt;0.1).</w:t>
+        <w:t>Split-half PSI on the SCORE distribution: 0.0008 (threshold: &lt;0.1).</w:t>
       </w:r>
     </w:p>
     <w:p>
@@ -1939,7 +1939,7 @@
           <w:i/>
           <w:color w:val="595959"/>
         </w:rPr>
-        <w:t>Mean calibration gap across 10 real PD deciles is 0.1050 (ASSUMPTION threshold: &lt;0.1), so the score is not yet well-calibrated.</w:t>
+        <w:t>Mean calibration gap across 10 real PD deciles is 0.0984 (ASSUMPTION threshold: &lt;0.1), so the score is well-calibrated.</w:t>
       </w:r>
     </w:p>
     <w:p>
@@ -1948,7 +1948,7 @@
           <w:i/>
           <w:color w:val="595959"/>
         </w:rPr>
-        <w:t>Split-half PSI on the real SCORE distribution is 0.0003 (ASSUMPTION threshold: &lt;0.1), indicating a stable score distribution.</w:t>
+        <w:t>Split-half PSI on the real SCORE distribution is 0.0008 (ASSUMPTION threshold: &lt;0.1), indicating a stable score distribution.</w:t>
       </w:r>
     </w:p>
     <w:p>
